--- a/VBS/~透過する温度.docx
+++ b/VBS/~透過する温度.docx
@@ -101,7 +101,7 @@
           <w:shd w:val="clear" w:color="auto" w:fill="auto"/>
           <w:lang w:val="en-US" w:eastAsia="zh-CN" w:bidi="ar"/>
         </w:rPr>
-        <w:instrText xml:space="preserve">" \* hps16 \o(\s\up 15(</w:instrText>
+        <w:instrText xml:space="preserve">" \* hps16 \o(\s\up 15(とうか),透過)</w:instrText>
       </w:r>
       <w:r>
         <w:rPr>
@@ -113,7 +113,7 @@
           <w:shd w:val="clear" w:color="auto" w:fill="auto"/>
           <w:lang w:val="en-US" w:eastAsia="zh-CN" w:bidi="ar"/>
         </w:rPr>
-        <w:instrText xml:space="preserve">とうか</w:instrText>
+        <w:fldChar w:fldCharType="end"/>
       </w:r>
       <w:r>
         <w:rPr>
@@ -125,7 +125,7 @@
           <w:shd w:val="clear" w:color="auto" w:fill="auto"/>
           <w:lang w:val="en-US" w:eastAsia="zh-CN" w:bidi="ar"/>
         </w:rPr>
-        <w:instrText xml:space="preserve">),透過)</w:instrText>
+        <w:t>する</w:t>
       </w:r>
       <w:r>
         <w:rPr>
@@ -137,7 +137,7 @@
           <w:shd w:val="clear" w:color="auto" w:fill="auto"/>
           <w:lang w:val="en-US" w:eastAsia="zh-CN" w:bidi="ar"/>
         </w:rPr>
-        <w:fldChar w:fldCharType="end"/>
+        <w:fldChar w:fldCharType="begin"/>
       </w:r>
       <w:r>
         <w:rPr>
@@ -149,11 +149,11 @@
           <w:shd w:val="clear" w:color="auto" w:fill="auto"/>
           <w:lang w:val="en-US" w:eastAsia="zh-CN" w:bidi="ar"/>
         </w:rPr>
-        <w:t>する</w:t>
-      </w:r>
-      <w:r>
-        <w:rPr>
-          <w:rFonts w:hint="eastAsia" w:ascii="MS Mincho" w:hAnsi="MS Mincho" w:eastAsia="MS Mincho" w:cs="MS Mincho"/>
+        <w:instrText xml:space="preserve">EQ \* </w:instrText>
+      </w:r>
+      <w:r>
+        <w:rPr>
+          <w:rFonts w:hint="default" w:ascii="MS Mincho" w:hAnsi="MS Mincho" w:eastAsia="MS Mincho" w:cs="MS Mincho"/>
           <w:color w:val="auto"/>
           <w:kern w:val="0"/>
           <w:sz w:val="32"/>
@@ -161,7 +161,7 @@
           <w:shd w:val="clear" w:color="auto" w:fill="auto"/>
           <w:lang w:val="en-US" w:eastAsia="zh-CN" w:bidi="ar"/>
         </w:rPr>
-        <w:fldChar w:fldCharType="begin"/>
+        <w:instrText xml:space="preserve">jc2</w:instrText>
       </w:r>
       <w:r>
         <w:rPr>
@@ -173,7 +173,7 @@
           <w:shd w:val="clear" w:color="auto" w:fill="auto"/>
           <w:lang w:val="en-US" w:eastAsia="zh-CN" w:bidi="ar"/>
         </w:rPr>
-        <w:instrText xml:space="preserve">EQ \* </w:instrText>
+        <w:instrText xml:space="preserve"> \* "Font:</w:instrText>
       </w:r>
       <w:r>
         <w:rPr>
@@ -185,7 +185,7 @@
           <w:shd w:val="clear" w:color="auto" w:fill="auto"/>
           <w:lang w:val="en-US" w:eastAsia="zh-CN" w:bidi="ar"/>
         </w:rPr>
-        <w:instrText xml:space="preserve">jc2</w:instrText>
+        <w:instrText xml:space="preserve">MS Mincho</w:instrText>
       </w:r>
       <w:r>
         <w:rPr>
@@ -197,55 +197,7 @@
           <w:shd w:val="clear" w:color="auto" w:fill="auto"/>
           <w:lang w:val="en-US" w:eastAsia="zh-CN" w:bidi="ar"/>
         </w:rPr>
-        <w:instrText xml:space="preserve"> \* "Font:</w:instrText>
-      </w:r>
-      <w:r>
-        <w:rPr>
-          <w:rFonts w:hint="default" w:ascii="MS Mincho" w:hAnsi="MS Mincho" w:eastAsia="MS Mincho" w:cs="MS Mincho"/>
-          <w:color w:val="auto"/>
-          <w:kern w:val="0"/>
-          <w:sz w:val="32"/>
-          <w:szCs w:val="32"/>
-          <w:shd w:val="clear" w:color="auto" w:fill="auto"/>
-          <w:lang w:val="en-US" w:eastAsia="zh-CN" w:bidi="ar"/>
-        </w:rPr>
-        <w:instrText xml:space="preserve">MS Mincho</w:instrText>
-      </w:r>
-      <w:r>
-        <w:rPr>
-          <w:rFonts w:hint="eastAsia" w:ascii="MS Mincho" w:hAnsi="MS Mincho" w:eastAsia="MS Mincho" w:cs="MS Mincho"/>
-          <w:color w:val="auto"/>
-          <w:kern w:val="0"/>
-          <w:sz w:val="32"/>
-          <w:szCs w:val="32"/>
-          <w:shd w:val="clear" w:color="auto" w:fill="auto"/>
-          <w:lang w:val="en-US" w:eastAsia="zh-CN" w:bidi="ar"/>
-        </w:rPr>
-        <w:instrText xml:space="preserve">" \* hps16 \o(\s\up 15(</w:instrText>
-      </w:r>
-      <w:r>
-        <w:rPr>
-          <w:rFonts w:hint="eastAsia" w:ascii="MS Mincho" w:hAnsi="MS Mincho" w:eastAsia="MS Mincho" w:cs="MS Mincho"/>
-          <w:color w:val="auto"/>
-          <w:kern w:val="0"/>
-          <w:sz w:val="32"/>
-          <w:szCs w:val="32"/>
-          <w:shd w:val="clear" w:color="auto" w:fill="auto"/>
-          <w:lang w:val="en-US" w:eastAsia="zh-CN" w:bidi="ar"/>
-        </w:rPr>
-        <w:instrText xml:space="preserve">おんど</w:instrText>
-      </w:r>
-      <w:r>
-        <w:rPr>
-          <w:rFonts w:hint="eastAsia" w:ascii="MS Mincho" w:hAnsi="MS Mincho" w:eastAsia="MS Mincho" w:cs="MS Mincho"/>
-          <w:color w:val="auto"/>
-          <w:kern w:val="0"/>
-          <w:sz w:val="32"/>
-          <w:szCs w:val="32"/>
-          <w:shd w:val="clear" w:color="auto" w:fill="auto"/>
-          <w:lang w:val="en-US" w:eastAsia="zh-CN" w:bidi="ar"/>
-        </w:rPr>
-        <w:instrText xml:space="preserve">),温度)</w:instrText>
+        <w:instrText xml:space="preserve">" \* hps16 \o(\s\up 15(おんど),温度)</w:instrText>
       </w:r>
       <w:r>
         <w:rPr>
@@ -4530,55 +4482,7 @@
           <w:shd w:val="clear" w:color="auto" w:fill="auto"/>
           <w:lang w:val="en-US" w:eastAsia="zh-CN" w:bidi="ar"/>
         </w:rPr>
-        <w:instrText xml:space="preserve">(</w:instrText>
-      </w:r>
-      <w:r>
-        <w:rPr>
-          <w:rFonts w:hint="eastAsia" w:ascii="MS Mincho" w:hAnsi="MS Mincho" w:eastAsia="MS Mincho" w:cs="MS Mincho"/>
-          <w:color w:val="auto"/>
-          <w:kern w:val="0"/>
-          <w:sz w:val="21"/>
-          <w:szCs w:val="21"/>
-          <w:shd w:val="clear" w:color="auto" w:fill="auto"/>
-          <w:lang w:val="en-US" w:eastAsia="zh-CN" w:bidi="ar"/>
-        </w:rPr>
-        <w:instrText xml:space="preserve">たゆた</w:instrText>
-      </w:r>
-      <w:r>
-        <w:rPr>
-          <w:rFonts w:hint="eastAsia" w:ascii="MS Mincho" w:hAnsi="MS Mincho" w:eastAsia="MS Mincho" w:cs="MS Mincho"/>
-          <w:color w:val="auto"/>
-          <w:kern w:val="0"/>
-          <w:sz w:val="21"/>
-          <w:szCs w:val="21"/>
-          <w:shd w:val="clear" w:color="auto" w:fill="auto"/>
-          <w:lang w:val="en-US" w:eastAsia="zh-CN" w:bidi="ar"/>
-        </w:rPr>
-        <w:instrText xml:space="preserve">),</w:instrText>
-      </w:r>
-      <w:r>
-        <w:rPr>
-          <w:rFonts w:hint="eastAsia" w:ascii="MS Mincho" w:hAnsi="MS Mincho" w:eastAsia="MS Mincho" w:cs="MS Mincho"/>
-          <w:color w:val="auto"/>
-          <w:kern w:val="0"/>
-          <w:sz w:val="21"/>
-          <w:szCs w:val="21"/>
-          <w:shd w:val="clear" w:color="auto" w:fill="auto"/>
-          <w:lang w:val="en-US" w:eastAsia="zh-CN" w:bidi="ar"/>
-        </w:rPr>
-        <w:instrText xml:space="preserve">揺</w:instrText>
-      </w:r>
-      <w:r>
-        <w:rPr>
-          <w:rFonts w:hint="eastAsia" w:ascii="MS Mincho" w:hAnsi="MS Mincho" w:eastAsia="MS Mincho" w:cs="MS Mincho"/>
-          <w:color w:val="auto"/>
-          <w:kern w:val="0"/>
-          <w:sz w:val="21"/>
-          <w:szCs w:val="21"/>
-          <w:shd w:val="clear" w:color="auto" w:fill="auto"/>
-          <w:lang w:val="en-US" w:eastAsia="zh-CN" w:bidi="ar"/>
-        </w:rPr>
-        <w:instrText xml:space="preserve">蕩)</w:instrText>
+        <w:instrText xml:space="preserve">(たゆた),揺蕩)</w:instrText>
       </w:r>
       <w:r>
         <w:rPr>
@@ -5815,31 +5719,7 @@
           <w:shd w:val="clear" w:color="auto" w:fill="auto"/>
           <w:lang w:val="en-US" w:eastAsia="zh-CN" w:bidi="ar"/>
         </w:rPr>
-        <w:instrText xml:space="preserve">(</w:instrText>
-      </w:r>
-      <w:r>
-        <w:rPr>
-          <w:rFonts w:hint="eastAsia" w:ascii="MS Mincho" w:hAnsi="MS Mincho" w:eastAsia="MS Mincho" w:cs="MS Mincho"/>
-          <w:color w:val="auto"/>
-          <w:kern w:val="0"/>
-          <w:sz w:val="21"/>
-          <w:szCs w:val="21"/>
-          <w:shd w:val="clear" w:color="auto" w:fill="auto"/>
-          <w:lang w:val="en-US" w:eastAsia="zh-CN" w:bidi="ar"/>
-        </w:rPr>
-        <w:instrText xml:space="preserve">やわ</w:instrText>
-      </w:r>
-      <w:r>
-        <w:rPr>
-          <w:rFonts w:hint="eastAsia" w:ascii="MS Mincho" w:hAnsi="MS Mincho" w:eastAsia="MS Mincho" w:cs="MS Mincho"/>
-          <w:color w:val="auto"/>
-          <w:kern w:val="0"/>
-          <w:sz w:val="21"/>
-          <w:szCs w:val="21"/>
-          <w:shd w:val="clear" w:color="auto" w:fill="auto"/>
-          <w:lang w:val="en-US" w:eastAsia="zh-CN" w:bidi="ar"/>
-        </w:rPr>
-        <w:instrText xml:space="preserve">),和)</w:instrText>
+        <w:instrText xml:space="preserve">(やわ),和)</w:instrText>
       </w:r>
       <w:r>
         <w:rPr>
@@ -7956,21 +7836,7 @@
           <w:szCs w:val="21"/>
           <w:shd w:val="clear" w:color="auto" w:fill="auto"/>
         </w:rPr>
-        <w:t xml:space="preserve"> </w:t>
-      </w:r>
-      <w:r>
-        <w:rPr>
-          <w:rFonts w:hint="eastAsia" w:ascii="宋体" w:hAnsi="宋体" w:eastAsia="宋体" w:cs="宋体"/>
-          <w:i w:val="0"/>
-          <w:iCs w:val="0"/>
-          <w:caps w:val="0"/>
-          <w:color w:val="auto"/>
-          <w:spacing w:val="0"/>
-          <w:sz w:val="21"/>
-          <w:szCs w:val="21"/>
-          <w:shd w:val="clear" w:color="auto" w:fill="auto"/>
-        </w:rPr>
-        <w:t xml:space="preserve">或许一厢情愿 </w:t>
+        <w:t xml:space="preserve"> 或许一厢情愿 </w:t>
       </w:r>
       <w:r>
         <w:rPr>
@@ -12849,31 +12715,7 @@
           <w:shd w:val="clear" w:color="auto" w:fill="auto"/>
           <w:lang w:val="en-US" w:eastAsia="zh-CN" w:bidi="ar"/>
         </w:rPr>
-        <w:instrText xml:space="preserve">(</w:instrText>
-      </w:r>
-      <w:r>
-        <w:rPr>
-          <w:rFonts w:hint="eastAsia" w:ascii="MS Mincho" w:hAnsi="MS Mincho" w:eastAsia="MS Mincho" w:cs="MS Mincho"/>
-          <w:color w:val="auto"/>
-          <w:kern w:val="0"/>
-          <w:sz w:val="21"/>
-          <w:szCs w:val="21"/>
-          <w:shd w:val="clear" w:color="auto" w:fill="auto"/>
-          <w:lang w:val="en-US" w:eastAsia="zh-CN" w:bidi="ar"/>
-        </w:rPr>
-        <w:instrText xml:space="preserve">いだ</w:instrText>
-      </w:r>
-      <w:r>
-        <w:rPr>
-          <w:rFonts w:hint="eastAsia" w:ascii="MS Mincho" w:hAnsi="MS Mincho" w:eastAsia="MS Mincho" w:cs="MS Mincho"/>
-          <w:color w:val="auto"/>
-          <w:kern w:val="0"/>
-          <w:sz w:val="21"/>
-          <w:szCs w:val="21"/>
-          <w:shd w:val="clear" w:color="auto" w:fill="auto"/>
-          <w:lang w:val="en-US" w:eastAsia="zh-CN" w:bidi="ar"/>
-        </w:rPr>
-        <w:instrText xml:space="preserve">),抱)</w:instrText>
+        <w:instrText xml:space="preserve">(いだ),抱)</w:instrText>
       </w:r>
       <w:r>
         <w:rPr>
@@ -26088,8 +25930,6 @@
         </w:rPr>
         <w:t>。</w:t>
       </w:r>
-      <w:bookmarkStart w:id="0" w:name="_GoBack"/>
-      <w:bookmarkEnd w:id="0"/>
       <w:r>
         <w:rPr>
           <w:rFonts w:hint="eastAsia" w:ascii="MS Mincho" w:hAnsi="MS Mincho" w:eastAsia="MS Mincho" w:cs="MS Mincho"/>
@@ -26175,34 +26015,8 @@
           <w:shd w:val="clear" w:color="auto" w:fill="auto"/>
         </w:rPr>
       </w:pPr>
-      <w:r>
-        <w:rPr>
-          <w:rFonts w:hint="default" w:ascii="Times New Roman" w:hAnsi="Times New Roman" w:eastAsia="宋体" w:cs="Times New Roman"/>
-          <w:i w:val="0"/>
-          <w:iCs w:val="0"/>
-          <w:caps w:val="0"/>
-          <w:color w:val="auto"/>
-          <w:spacing w:val="0"/>
-          <w:sz w:val="21"/>
-          <w:szCs w:val="21"/>
-          <w:shd w:val="clear" w:color="auto" w:fill="auto"/>
-        </w:rPr>
-        <w:t>翻译：</w:t>
-      </w:r>
-      <w:r>
-        <w:rPr>
-          <w:rFonts w:hint="default" w:ascii="Times New Roman" w:hAnsi="Times New Roman" w:eastAsia="宋体" w:cs="Times New Roman"/>
-          <w:i w:val="0"/>
-          <w:iCs w:val="0"/>
-          <w:caps w:val="0"/>
-          <w:color w:val="auto"/>
-          <w:spacing w:val="0"/>
-          <w:sz w:val="21"/>
-          <w:szCs w:val="21"/>
-          <w:shd w:val="clear" w:color="auto" w:fill="auto"/>
-        </w:rPr>
-        <w:t>ForestBird森鸟</w:t>
-      </w:r>
+      <w:bookmarkStart w:id="0" w:name="_GoBack"/>
+      <w:bookmarkEnd w:id="0"/>
       <w:r>
         <w:rPr>
           <w:rFonts w:hint="eastAsia" w:ascii="宋体" w:hAnsi="宋体" w:eastAsia="宋体" w:cs="宋体"/>
@@ -26344,7 +26158,7 @@
     <w:lsdException w:unhideWhenUsed="0" w:uiPriority="0" w:semiHidden="0" w:name="HTML Sample"/>
     <w:lsdException w:unhideWhenUsed="0" w:uiPriority="0" w:semiHidden="0" w:name="HTML Typewriter"/>
     <w:lsdException w:unhideWhenUsed="0" w:uiPriority="0" w:semiHidden="0" w:name="HTML Variable"/>
-    <w:lsdException w:unhideWhenUsed="0" w:uiPriority="0" w:name="Normal Table"/>
+    <w:lsdException w:qFormat="1" w:unhideWhenUsed="0" w:uiPriority="0" w:name="Normal Table"/>
     <w:lsdException w:unhideWhenUsed="0" w:uiPriority="0" w:semiHidden="0" w:name="annotation subject"/>
     <w:lsdException w:unhideWhenUsed="0" w:uiPriority="0" w:semiHidden="0" w:name="Table Simple 1"/>
     <w:lsdException w:unhideWhenUsed="0" w:uiPriority="0" w:semiHidden="0" w:name="Table Simple 2"/>
@@ -26515,6 +26329,7 @@
   <w:style w:type="table" w:default="1" w:styleId="2">
     <w:name w:val="Normal Table"/>
     <w:semiHidden/>
+    <w:qFormat/>
     <w:uiPriority w:val="0"/>
     <w:tblPr>
       <w:tblCellMar>
